--- a/docs/harness-handbook.md.docx
+++ b/docs/harness-handbook.md.docx
@@ -7,7 +7,7 @@
         <w:pStyle w:val="Heading1"/>
         <w:rPr/>
       </w:pPr>
-      <w:bookmarkStart w:colFirst="0" w:colLast="0" w:name="_bmiwcuob4jw1" w:id="0"/>
+      <w:bookmarkStart w:colFirst="0" w:colLast="0" w:name="_aun2473b8bwa" w:id="0"/>
       <w:bookmarkEnd w:id="0"/>
       <w:r>
         <w:rPr>
@@ -32,7 +32,7 @@
         <w:pStyle w:val="Heading2"/>
         <w:rPr/>
       </w:pPr>
-      <w:bookmarkStart w:colFirst="0" w:colLast="0" w:name="_4aei9waarw36" w:id="1"/>
+      <w:bookmarkStart w:colFirst="0" w:colLast="0" w:name="_wx9rct99i720" w:id="1"/>
       <w:bookmarkEnd w:id="1"/>
       <w:r>
         <w:rPr>
@@ -98,6 +98,7 @@
           <w:numId w:val="3"/>
         </w:numPr>
         <w:ind w:left="720" w:hanging="360"/>
+        <w:rPr/>
       </w:pPr>
       <w:r>
         <w:rPr>
@@ -163,6 +164,7 @@
           <w:numId w:val="3"/>
         </w:numPr>
         <w:ind w:left="720" w:hanging="360"/>
+        <w:rPr/>
       </w:pPr>
       <w:r>
         <w:rPr>
@@ -214,6 +216,7 @@
           <w:numId w:val="3"/>
         </w:numPr>
         <w:ind w:left="720" w:hanging="360"/>
+        <w:rPr/>
       </w:pPr>
       <w:r>
         <w:rPr>
@@ -265,6 +268,7 @@
           <w:numId w:val="3"/>
         </w:numPr>
         <w:ind w:left="720" w:hanging="360"/>
+        <w:rPr/>
       </w:pPr>
       <w:r>
         <w:rPr>
@@ -286,7 +290,7 @@
         <w:pStyle w:val="Heading2"/>
         <w:rPr/>
       </w:pPr>
-      <w:bookmarkStart w:colFirst="0" w:colLast="0" w:name="_4gw3ss6hbmzv" w:id="2"/>
+      <w:bookmarkStart w:colFirst="0" w:colLast="0" w:name="_m1sbj1l67yx" w:id="2"/>
       <w:bookmarkEnd w:id="2"/>
       <w:r>
         <w:rPr>
@@ -315,6 +319,7 @@
           <w:numId w:val="1"/>
         </w:numPr>
         <w:ind w:left="720" w:hanging="360"/>
+        <w:rPr/>
       </w:pPr>
       <w:r>
         <w:rPr>
@@ -330,6 +335,7 @@
           <w:numId w:val="1"/>
         </w:numPr>
         <w:ind w:left="720" w:hanging="360"/>
+        <w:rPr/>
       </w:pPr>
       <w:r>
         <w:rPr>
@@ -373,6 +379,7 @@
           <w:numId w:val="1"/>
         </w:numPr>
         <w:ind w:left="720" w:hanging="360"/>
+        <w:rPr/>
       </w:pPr>
       <w:r>
         <w:rPr>
@@ -388,6 +395,7 @@
           <w:numId w:val="1"/>
         </w:numPr>
         <w:ind w:left="720" w:hanging="360"/>
+        <w:rPr/>
       </w:pPr>
       <w:r>
         <w:rPr>
@@ -401,7 +409,7 @@
         <w:pStyle w:val="Heading2"/>
         <w:rPr/>
       </w:pPr>
-      <w:bookmarkStart w:colFirst="0" w:colLast="0" w:name="_ot0ih9liegls" w:id="3"/>
+      <w:bookmarkStart w:colFirst="0" w:colLast="0" w:name="_vdkurqicrrwc" w:id="3"/>
       <w:bookmarkEnd w:id="3"/>
       <w:r>
         <w:rPr>
@@ -1139,7 +1147,7 @@
         <w:pStyle w:val="Heading2"/>
         <w:rPr/>
       </w:pPr>
-      <w:bookmarkStart w:colFirst="0" w:colLast="0" w:name="_8sfupv7bxhok" w:id="4"/>
+      <w:bookmarkStart w:colFirst="0" w:colLast="0" w:name="_q1dgcd4n018y" w:id="4"/>
       <w:bookmarkEnd w:id="4"/>
       <w:r>
         <w:rPr>
@@ -1191,6 +1199,7 @@
           <w:numId w:val="2"/>
         </w:numPr>
         <w:ind w:left="720" w:hanging="360"/>
+        <w:rPr/>
       </w:pPr>
       <w:r>
         <w:rPr>
@@ -1315,6 +1324,7 @@
           <w:numId w:val="2"/>
         </w:numPr>
         <w:ind w:left="720" w:hanging="360"/>
+        <w:rPr/>
       </w:pPr>
       <w:r>
         <w:rPr>
@@ -1358,6 +1368,7 @@
           <w:numId w:val="2"/>
         </w:numPr>
         <w:ind w:left="720" w:hanging="360"/>
+        <w:rPr/>
       </w:pPr>
       <w:r>
         <w:rPr>
@@ -1467,6 +1478,7 @@
           <w:numId w:val="2"/>
         </w:numPr>
         <w:ind w:left="720" w:hanging="360"/>
+        <w:rPr/>
       </w:pPr>
       <w:r>
         <w:rPr>
